--- a/Java_core/Assignment/Module1/src/Theory/10.Interfaces and Abstract classes.docx
+++ b/Java_core/Assignment/Module1/src/Theory/10.Interfaces and Abstract classes.docx
@@ -297,841 +297,839 @@
           <w:sz w:val="28"/>
           <w:szCs w:val="32"/>
         </w:rPr>
+        <w:t>, can give reference of it.</w:t>
+      </w:r>
+    </w:p>
+    <w:p>
+      <w:pPr>
+        <w:rPr>
+          <w:sz w:val="28"/>
+          <w:szCs w:val="32"/>
+        </w:rPr>
+      </w:pPr>
+      <w:r>
+        <w:rPr>
+          <w:sz w:val="28"/>
+          <w:szCs w:val="32"/>
+        </w:rPr>
+        <w:t xml:space="preserve">g. abstract class contain </w:t>
+      </w:r>
+      <w:proofErr w:type="spellStart"/>
+      <w:proofErr w:type="gramStart"/>
+      <w:r>
+        <w:rPr>
+          <w:sz w:val="28"/>
+          <w:szCs w:val="32"/>
+        </w:rPr>
+        <w:t>instance</w:t>
+      </w:r>
+      <w:r>
+        <w:rPr>
+          <w:sz w:val="28"/>
+          <w:szCs w:val="32"/>
+        </w:rPr>
+        <w:t>,static</w:t>
+      </w:r>
+      <w:proofErr w:type="spellEnd"/>
+      <w:proofErr w:type="gramEnd"/>
+      <w:r>
+        <w:rPr>
+          <w:sz w:val="28"/>
+          <w:szCs w:val="32"/>
+        </w:rPr>
+        <w:t>, and final variable.</w:t>
+      </w:r>
+    </w:p>
+    <w:p>
+      <w:pPr>
+        <w:rPr>
+          <w:sz w:val="28"/>
+          <w:szCs w:val="32"/>
+        </w:rPr>
+      </w:pPr>
+      <w:r>
+        <w:rPr>
+          <w:sz w:val="28"/>
+          <w:szCs w:val="32"/>
+        </w:rPr>
+        <w:t xml:space="preserve">h. The subclass which extends the abstract class has to </w:t>
+      </w:r>
+      <w:proofErr w:type="spellStart"/>
+      <w:r>
+        <w:rPr>
+          <w:sz w:val="28"/>
+          <w:szCs w:val="32"/>
+        </w:rPr>
+        <w:t>mandatorly</w:t>
+      </w:r>
+      <w:proofErr w:type="spellEnd"/>
+      <w:r>
+        <w:rPr>
+          <w:sz w:val="28"/>
+          <w:szCs w:val="32"/>
+        </w:rPr>
+        <w:t xml:space="preserve"> define the abstract </w:t>
+      </w:r>
+      <w:proofErr w:type="spellStart"/>
+      <w:proofErr w:type="gramStart"/>
+      <w:r>
+        <w:rPr>
+          <w:sz w:val="28"/>
+          <w:szCs w:val="32"/>
+        </w:rPr>
+        <w:t>method.</w:t>
+      </w:r>
+      <w:r>
+        <w:rPr>
+          <w:sz w:val="28"/>
+          <w:szCs w:val="32"/>
+        </w:rPr>
+        <w:t>otherwise</w:t>
+      </w:r>
+      <w:proofErr w:type="spellEnd"/>
+      <w:proofErr w:type="gramEnd"/>
+      <w:r>
+        <w:rPr>
+          <w:sz w:val="28"/>
+          <w:szCs w:val="32"/>
+        </w:rPr>
+        <w:t xml:space="preserve"> class must </w:t>
+      </w:r>
+      <w:proofErr w:type="gramStart"/>
+      <w:r>
+        <w:rPr>
+          <w:sz w:val="28"/>
+          <w:szCs w:val="32"/>
+        </w:rPr>
+        <w:t>declared</w:t>
+      </w:r>
+      <w:proofErr w:type="gramEnd"/>
+      <w:r>
+        <w:rPr>
+          <w:sz w:val="28"/>
+          <w:szCs w:val="32"/>
+        </w:rPr>
+        <w:t xml:space="preserve"> as abstract.</w:t>
+      </w:r>
+    </w:p>
+    <w:p>
+      <w:pPr>
+        <w:rPr>
+          <w:sz w:val="28"/>
+          <w:szCs w:val="32"/>
+        </w:rPr>
+      </w:pPr>
+      <w:proofErr w:type="gramStart"/>
+      <w:r>
+        <w:rPr>
+          <w:sz w:val="28"/>
+          <w:szCs w:val="32"/>
+        </w:rPr>
+        <w:t>Example:-</w:t>
+      </w:r>
+      <w:proofErr w:type="gramEnd"/>
+    </w:p>
+    <w:p>
+      <w:pPr>
+        <w:rPr>
+          <w:sz w:val="28"/>
+          <w:szCs w:val="32"/>
+        </w:rPr>
+      </w:pPr>
+      <w:r>
+        <w:rPr>
+          <w:sz w:val="28"/>
+          <w:szCs w:val="32"/>
+        </w:rPr>
+        <w:t xml:space="preserve">   abstract class </w:t>
+      </w:r>
+      <w:proofErr w:type="spellStart"/>
+      <w:proofErr w:type="gramStart"/>
+      <w:r>
+        <w:rPr>
+          <w:sz w:val="28"/>
+          <w:szCs w:val="32"/>
+        </w:rPr>
+        <w:t>abc</w:t>
+      </w:r>
+      <w:proofErr w:type="spellEnd"/>
+      <w:r>
+        <w:rPr>
+          <w:sz w:val="28"/>
+          <w:szCs w:val="32"/>
+        </w:rPr>
+        <w:t>{</w:t>
+      </w:r>
+      <w:proofErr w:type="gramEnd"/>
+    </w:p>
+    <w:p>
+      <w:pPr>
+        <w:rPr>
+          <w:sz w:val="28"/>
+          <w:szCs w:val="32"/>
+        </w:rPr>
+      </w:pPr>
+      <w:r>
+        <w:rPr>
+          <w:sz w:val="28"/>
+          <w:szCs w:val="32"/>
+        </w:rPr>
+        <w:t xml:space="preserve">         //abstract method declared      </w:t>
+      </w:r>
+    </w:p>
+    <w:p>
+      <w:pPr>
+        <w:rPr>
+          <w:sz w:val="28"/>
+          <w:szCs w:val="32"/>
+        </w:rPr>
+      </w:pPr>
+      <w:r>
+        <w:rPr>
+          <w:sz w:val="28"/>
+          <w:szCs w:val="32"/>
+        </w:rPr>
+        <w:t xml:space="preserve">        abstract void </w:t>
+      </w:r>
+      <w:proofErr w:type="gramStart"/>
+      <w:r>
+        <w:rPr>
+          <w:sz w:val="28"/>
+          <w:szCs w:val="32"/>
+        </w:rPr>
+        <w:t>display(</w:t>
+      </w:r>
+      <w:proofErr w:type="gramEnd"/>
+      <w:r>
+        <w:rPr>
+          <w:sz w:val="28"/>
+          <w:szCs w:val="32"/>
+        </w:rPr>
+        <w:t>);</w:t>
+      </w:r>
+    </w:p>
+    <w:p>
+      <w:pPr>
+        <w:rPr>
+          <w:sz w:val="28"/>
+          <w:szCs w:val="32"/>
+        </w:rPr>
+      </w:pPr>
+      <w:r>
+        <w:rPr>
+          <w:sz w:val="28"/>
+          <w:szCs w:val="32"/>
+        </w:rPr>
+        <w:t xml:space="preserve">             } </w:t>
+      </w:r>
+    </w:p>
+    <w:p>
+      <w:pPr>
+        <w:rPr>
+          <w:sz w:val="28"/>
+          <w:szCs w:val="32"/>
+        </w:rPr>
+      </w:pPr>
+      <w:r>
+        <w:rPr>
+          <w:sz w:val="28"/>
+          <w:szCs w:val="32"/>
+        </w:rPr>
+        <w:t xml:space="preserve">Class child extends </w:t>
+      </w:r>
+      <w:proofErr w:type="spellStart"/>
+      <w:proofErr w:type="gramStart"/>
+      <w:r>
+        <w:rPr>
+          <w:sz w:val="28"/>
+          <w:szCs w:val="32"/>
+        </w:rPr>
+        <w:t>abc</w:t>
+      </w:r>
+      <w:proofErr w:type="spellEnd"/>
+      <w:r>
+        <w:rPr>
+          <w:sz w:val="28"/>
+          <w:szCs w:val="32"/>
+        </w:rPr>
+        <w:t>{</w:t>
+      </w:r>
+      <w:proofErr w:type="gramEnd"/>
+    </w:p>
+    <w:p>
+      <w:pPr>
+        <w:rPr>
+          <w:sz w:val="28"/>
+          <w:szCs w:val="32"/>
+        </w:rPr>
+      </w:pPr>
+      <w:r>
+        <w:rPr>
+          <w:sz w:val="28"/>
+          <w:szCs w:val="32"/>
+        </w:rPr>
+        <w:t xml:space="preserve">      //abstract method defined</w:t>
+      </w:r>
+    </w:p>
+    <w:p>
+      <w:pPr>
+        <w:rPr>
+          <w:sz w:val="28"/>
+          <w:szCs w:val="32"/>
+        </w:rPr>
+      </w:pPr>
+      <w:r>
+        <w:rPr>
+          <w:sz w:val="28"/>
+          <w:szCs w:val="32"/>
+        </w:rPr>
+        <w:t xml:space="preserve">      Void </w:t>
+      </w:r>
+      <w:proofErr w:type="gramStart"/>
+      <w:r>
+        <w:rPr>
+          <w:sz w:val="28"/>
+          <w:szCs w:val="32"/>
+        </w:rPr>
+        <w:t xml:space="preserve">display(){ </w:t>
+      </w:r>
+      <w:proofErr w:type="spellStart"/>
+      <w:r>
+        <w:rPr>
+          <w:sz w:val="28"/>
+          <w:szCs w:val="32"/>
+        </w:rPr>
+        <w:t>system.out</w:t>
+      </w:r>
+      <w:proofErr w:type="gramEnd"/>
+      <w:r>
+        <w:rPr>
+          <w:sz w:val="28"/>
+          <w:szCs w:val="32"/>
+        </w:rPr>
         <w:t>.</w:t>
       </w:r>
-    </w:p>
-    <w:p>
-      <w:pPr>
-        <w:rPr>
-          <w:sz w:val="28"/>
-          <w:szCs w:val="32"/>
-        </w:rPr>
-      </w:pPr>
-      <w:r>
-        <w:rPr>
-          <w:sz w:val="28"/>
-          <w:szCs w:val="32"/>
-        </w:rPr>
-        <w:t xml:space="preserve">g. abstract class contain </w:t>
+      <w:proofErr w:type="gramStart"/>
+      <w:r>
+        <w:rPr>
+          <w:sz w:val="28"/>
+          <w:szCs w:val="32"/>
+        </w:rPr>
+        <w:t>println</w:t>
+      </w:r>
+      <w:proofErr w:type="spellEnd"/>
+      <w:r>
+        <w:rPr>
+          <w:sz w:val="28"/>
+          <w:szCs w:val="32"/>
+        </w:rPr>
+        <w:t>(</w:t>
+      </w:r>
+      <w:proofErr w:type="gramEnd"/>
+      <w:r>
+        <w:rPr>
+          <w:sz w:val="28"/>
+          <w:szCs w:val="32"/>
+        </w:rPr>
+        <w:t>“Abstract defined”);</w:t>
+      </w:r>
+    </w:p>
+    <w:p>
+      <w:pPr>
+        <w:rPr>
+          <w:sz w:val="28"/>
+          <w:szCs w:val="32"/>
+        </w:rPr>
+      </w:pPr>
+      <w:r>
+        <w:rPr>
+          <w:sz w:val="28"/>
+          <w:szCs w:val="32"/>
+        </w:rPr>
+        <w:t>}</w:t>
+      </w:r>
+    </w:p>
+    <w:p>
+      <w:pPr>
+        <w:rPr>
+          <w:sz w:val="28"/>
+          <w:szCs w:val="32"/>
+        </w:rPr>
+      </w:pPr>
+      <w:r>
+        <w:rPr>
+          <w:sz w:val="28"/>
+          <w:szCs w:val="32"/>
+        </w:rPr>
+        <w:t xml:space="preserve">      }</w:t>
+      </w:r>
+    </w:p>
+    <w:p>
+      <w:pPr>
+        <w:rPr>
+          <w:sz w:val="28"/>
+          <w:szCs w:val="32"/>
+        </w:rPr>
+      </w:pPr>
+    </w:p>
+    <w:p>
+      <w:pPr>
+        <w:rPr>
+          <w:sz w:val="28"/>
+          <w:szCs w:val="32"/>
+        </w:rPr>
+      </w:pPr>
+    </w:p>
+    <w:p>
+      <w:pPr>
+        <w:rPr>
+          <w:sz w:val="28"/>
+          <w:szCs w:val="32"/>
+        </w:rPr>
+      </w:pPr>
+    </w:p>
+    <w:p>
+      <w:pPr>
+        <w:rPr>
+          <w:sz w:val="32"/>
+          <w:szCs w:val="36"/>
+        </w:rPr>
+      </w:pPr>
+      <w:r>
+        <w:rPr>
+          <w:sz w:val="32"/>
+          <w:szCs w:val="36"/>
+        </w:rPr>
+        <w:t>2.Interfaces in java</w:t>
+      </w:r>
+    </w:p>
+    <w:p>
+      <w:pPr>
+        <w:rPr>
+          <w:sz w:val="32"/>
+          <w:szCs w:val="36"/>
+        </w:rPr>
+      </w:pPr>
+      <w:r>
+        <w:rPr>
+          <w:sz w:val="32"/>
+          <w:szCs w:val="36"/>
+        </w:rPr>
+        <w:t>1.Interface in java is like a class but not a class.</w:t>
+      </w:r>
+    </w:p>
+    <w:p>
+      <w:pPr>
+        <w:rPr>
+          <w:sz w:val="32"/>
+          <w:szCs w:val="36"/>
+        </w:rPr>
+      </w:pPr>
+      <w:r>
+        <w:rPr>
+          <w:sz w:val="32"/>
+          <w:szCs w:val="36"/>
+        </w:rPr>
+        <w:t>Before java</w:t>
+      </w:r>
+      <w:proofErr w:type="gramStart"/>
+      <w:r>
+        <w:rPr>
+          <w:sz w:val="32"/>
+          <w:szCs w:val="36"/>
+        </w:rPr>
+        <w:t>8 :</w:t>
+      </w:r>
+      <w:proofErr w:type="gramEnd"/>
+    </w:p>
+    <w:p>
+      <w:pPr>
+        <w:rPr>
+          <w:sz w:val="32"/>
+          <w:szCs w:val="36"/>
+        </w:rPr>
+      </w:pPr>
+      <w:r>
+        <w:rPr>
+          <w:sz w:val="32"/>
+          <w:szCs w:val="36"/>
+        </w:rPr>
+        <w:t xml:space="preserve">Interface is able to provide the 100% </w:t>
+      </w:r>
+      <w:proofErr w:type="gramStart"/>
+      <w:r>
+        <w:rPr>
+          <w:sz w:val="32"/>
+          <w:szCs w:val="36"/>
+        </w:rPr>
+        <w:t xml:space="preserve">abstraction </w:t>
+      </w:r>
+      <w:r>
+        <w:rPr>
+          <w:sz w:val="32"/>
+          <w:szCs w:val="36"/>
+        </w:rPr>
+        <w:t>,because</w:t>
+      </w:r>
+      <w:proofErr w:type="gramEnd"/>
+      <w:r>
+        <w:rPr>
+          <w:sz w:val="32"/>
+          <w:szCs w:val="36"/>
+        </w:rPr>
+        <w:t xml:space="preserve"> it contains only abstract methods.</w:t>
+      </w:r>
+    </w:p>
+    <w:p>
+      <w:pPr>
+        <w:rPr>
+          <w:sz w:val="32"/>
+          <w:szCs w:val="36"/>
+        </w:rPr>
+      </w:pPr>
+      <w:r>
+        <w:rPr>
+          <w:sz w:val="32"/>
+          <w:szCs w:val="36"/>
+        </w:rPr>
+        <w:t>Since java8:</w:t>
+      </w:r>
+    </w:p>
+    <w:p>
+      <w:pPr>
+        <w:rPr>
+          <w:sz w:val="32"/>
+          <w:szCs w:val="36"/>
+        </w:rPr>
+      </w:pPr>
+      <w:r>
+        <w:rPr>
+          <w:sz w:val="32"/>
+          <w:szCs w:val="36"/>
+        </w:rPr>
+        <w:t xml:space="preserve"> Interface is also not </w:t>
+      </w:r>
+      <w:proofErr w:type="gramStart"/>
+      <w:r>
+        <w:rPr>
+          <w:sz w:val="32"/>
+          <w:szCs w:val="36"/>
+        </w:rPr>
+        <w:t>provide</w:t>
+      </w:r>
+      <w:proofErr w:type="gramEnd"/>
+      <w:r>
+        <w:rPr>
+          <w:sz w:val="32"/>
+          <w:szCs w:val="36"/>
+        </w:rPr>
+        <w:t xml:space="preserve"> the 100 </w:t>
+      </w:r>
+      <w:proofErr w:type="gramStart"/>
+      <w:r>
+        <w:rPr>
+          <w:sz w:val="32"/>
+          <w:szCs w:val="36"/>
+        </w:rPr>
+        <w:t>abstraction ,</w:t>
+      </w:r>
+      <w:proofErr w:type="gramEnd"/>
+      <w:r>
+        <w:rPr>
+          <w:sz w:val="32"/>
+          <w:szCs w:val="36"/>
+        </w:rPr>
+        <w:t xml:space="preserve"> because it contains abstract and </w:t>
       </w:r>
       <w:proofErr w:type="spellStart"/>
-      <w:proofErr w:type="gramStart"/>
-      <w:r>
-        <w:rPr>
-          <w:sz w:val="28"/>
-          <w:szCs w:val="32"/>
-        </w:rPr>
-        <w:t>instance</w:t>
-      </w:r>
-      <w:r>
-        <w:rPr>
-          <w:sz w:val="28"/>
-          <w:szCs w:val="32"/>
-        </w:rPr>
-        <w:t>,static</w:t>
+      <w:r>
+        <w:rPr>
+          <w:sz w:val="32"/>
+          <w:szCs w:val="36"/>
+        </w:rPr>
+        <w:t>non abstract</w:t>
       </w:r>
       <w:proofErr w:type="spellEnd"/>
-      <w:proofErr w:type="gramEnd"/>
-      <w:r>
-        <w:rPr>
-          <w:sz w:val="28"/>
-          <w:szCs w:val="32"/>
-        </w:rPr>
-        <w:t>, and final variable.</w:t>
-      </w:r>
-    </w:p>
-    <w:p>
-      <w:pPr>
-        <w:rPr>
-          <w:sz w:val="28"/>
-          <w:szCs w:val="32"/>
-        </w:rPr>
-      </w:pPr>
-      <w:r>
-        <w:rPr>
-          <w:sz w:val="28"/>
-          <w:szCs w:val="32"/>
-        </w:rPr>
-        <w:t xml:space="preserve">h. The subclass which extends the abstract class has to </w:t>
+      <w:r>
+        <w:rPr>
+          <w:sz w:val="32"/>
+          <w:szCs w:val="36"/>
+        </w:rPr>
+        <w:t xml:space="preserve"> methods both.</w:t>
+      </w:r>
+    </w:p>
+    <w:p>
+      <w:pPr>
+        <w:rPr>
+          <w:sz w:val="32"/>
+          <w:szCs w:val="36"/>
+        </w:rPr>
+      </w:pPr>
+      <w:r>
+        <w:rPr>
+          <w:sz w:val="32"/>
+          <w:szCs w:val="36"/>
+        </w:rPr>
+        <w:t>Interface Points:</w:t>
+      </w:r>
+    </w:p>
+    <w:p>
+      <w:pPr>
+        <w:rPr>
+          <w:sz w:val="32"/>
+          <w:szCs w:val="36"/>
+        </w:rPr>
+      </w:pPr>
+      <w:r>
+        <w:rPr>
+          <w:sz w:val="32"/>
+          <w:szCs w:val="36"/>
+        </w:rPr>
+        <w:t>1.We use “interface” keyword to declare the interface in java.</w:t>
+      </w:r>
+    </w:p>
+    <w:p>
+      <w:pPr>
+        <w:rPr>
+          <w:sz w:val="32"/>
+          <w:szCs w:val="36"/>
+        </w:rPr>
+      </w:pPr>
+      <w:r>
+        <w:rPr>
+          <w:sz w:val="32"/>
+          <w:szCs w:val="36"/>
+        </w:rPr>
+        <w:t xml:space="preserve">2.One interface can extend </w:t>
+      </w:r>
+      <w:proofErr w:type="gramStart"/>
+      <w:r>
+        <w:rPr>
+          <w:sz w:val="32"/>
+          <w:szCs w:val="36"/>
+        </w:rPr>
+        <w:t>the another</w:t>
+      </w:r>
+      <w:proofErr w:type="gramEnd"/>
+      <w:r>
+        <w:rPr>
+          <w:sz w:val="32"/>
+          <w:szCs w:val="36"/>
+        </w:rPr>
+        <w:t xml:space="preserve"> interface.</w:t>
+      </w:r>
+    </w:p>
+    <w:p>
+      <w:pPr>
+        <w:rPr>
+          <w:sz w:val="32"/>
+          <w:szCs w:val="36"/>
+        </w:rPr>
+      </w:pPr>
+      <w:r>
+        <w:rPr>
+          <w:sz w:val="32"/>
+          <w:szCs w:val="36"/>
+        </w:rPr>
+        <w:t xml:space="preserve">3.class cannot extend the </w:t>
       </w:r>
       <w:proofErr w:type="spellStart"/>
-      <w:r>
-        <w:rPr>
-          <w:sz w:val="28"/>
-          <w:szCs w:val="32"/>
-        </w:rPr>
-        <w:t>mandatorly</w:t>
+      <w:proofErr w:type="gramStart"/>
+      <w:r>
+        <w:rPr>
+          <w:sz w:val="32"/>
+          <w:szCs w:val="36"/>
+        </w:rPr>
+        <w:t>interface,but</w:t>
       </w:r>
       <w:proofErr w:type="spellEnd"/>
-      <w:r>
-        <w:rPr>
-          <w:sz w:val="28"/>
-          <w:szCs w:val="32"/>
-        </w:rPr>
-        <w:t xml:space="preserve"> define the abstract </w:t>
+      <w:proofErr w:type="gramEnd"/>
+      <w:r>
+        <w:rPr>
+          <w:sz w:val="32"/>
+          <w:szCs w:val="36"/>
+        </w:rPr>
+        <w:t xml:space="preserve"> implement it.</w:t>
+      </w:r>
+    </w:p>
+    <w:p>
+      <w:pPr>
+        <w:rPr>
+          <w:sz w:val="32"/>
+          <w:szCs w:val="36"/>
+        </w:rPr>
+      </w:pPr>
+      <w:r>
+        <w:rPr>
+          <w:sz w:val="32"/>
+          <w:szCs w:val="36"/>
+        </w:rPr>
+        <w:t>4.At one time, one interface can only extend</w:t>
+      </w:r>
+      <w:r>
+        <w:rPr>
+          <w:sz w:val="32"/>
+          <w:szCs w:val="36"/>
+        </w:rPr>
+        <w:t xml:space="preserve"> one </w:t>
+      </w:r>
+      <w:r>
+        <w:rPr>
+          <w:sz w:val="32"/>
+          <w:szCs w:val="36"/>
+        </w:rPr>
+        <w:t>interface.</w:t>
+      </w:r>
+    </w:p>
+    <w:p>
+      <w:pPr>
+        <w:rPr>
+          <w:sz w:val="32"/>
+          <w:szCs w:val="36"/>
+        </w:rPr>
+      </w:pPr>
+      <w:r>
+        <w:rPr>
+          <w:sz w:val="32"/>
+          <w:szCs w:val="36"/>
+        </w:rPr>
+        <w:t xml:space="preserve">5.class can implement multiple </w:t>
+      </w:r>
+      <w:proofErr w:type="gramStart"/>
+      <w:r>
+        <w:rPr>
+          <w:sz w:val="32"/>
+          <w:szCs w:val="36"/>
+        </w:rPr>
+        <w:t>interface</w:t>
+      </w:r>
+      <w:proofErr w:type="gramEnd"/>
+      <w:r>
+        <w:rPr>
+          <w:sz w:val="32"/>
+          <w:szCs w:val="36"/>
+        </w:rPr>
+        <w:t>.</w:t>
+      </w:r>
+    </w:p>
+    <w:p>
+      <w:pPr>
+        <w:rPr>
+          <w:sz w:val="32"/>
+          <w:szCs w:val="36"/>
+        </w:rPr>
+      </w:pPr>
+      <w:r>
+        <w:rPr>
+          <w:sz w:val="32"/>
+          <w:szCs w:val="36"/>
+        </w:rPr>
+        <w:t>6.class which implement interface has to must define the abstract methods of interface.</w:t>
+      </w:r>
+    </w:p>
+    <w:p>
+      <w:pPr>
+        <w:rPr>
+          <w:sz w:val="32"/>
+          <w:szCs w:val="36"/>
+        </w:rPr>
+      </w:pPr>
+      <w:r>
+        <w:rPr>
+          <w:sz w:val="32"/>
+          <w:szCs w:val="36"/>
+        </w:rPr>
+        <w:t xml:space="preserve">7.In interface we do not use abstract keyword, by default all </w:t>
       </w:r>
       <w:proofErr w:type="spellStart"/>
-      <w:proofErr w:type="gramStart"/>
-      <w:r>
-        <w:rPr>
-          <w:sz w:val="28"/>
-          <w:szCs w:val="32"/>
-        </w:rPr>
-        <w:t>method.</w:t>
-      </w:r>
-      <w:r>
-        <w:rPr>
-          <w:sz w:val="28"/>
-          <w:szCs w:val="32"/>
-        </w:rPr>
-        <w:t>otherwise</w:t>
+      <w:r>
+        <w:rPr>
+          <w:sz w:val="32"/>
+          <w:szCs w:val="36"/>
+        </w:rPr>
+        <w:t>non static</w:t>
       </w:r>
       <w:proofErr w:type="spellEnd"/>
-      <w:proofErr w:type="gramEnd"/>
-      <w:r>
-        <w:rPr>
-          <w:sz w:val="28"/>
-          <w:szCs w:val="32"/>
-        </w:rPr>
-        <w:t xml:space="preserve"> class must </w:t>
-      </w:r>
-      <w:proofErr w:type="gramStart"/>
-      <w:r>
-        <w:rPr>
-          <w:sz w:val="28"/>
-          <w:szCs w:val="32"/>
-        </w:rPr>
-        <w:t>declared</w:t>
-      </w:r>
-      <w:proofErr w:type="gramEnd"/>
-      <w:r>
-        <w:rPr>
-          <w:sz w:val="28"/>
-          <w:szCs w:val="32"/>
-        </w:rPr>
-        <w:t xml:space="preserve"> as abstract.</w:t>
-      </w:r>
-    </w:p>
-    <w:p>
-      <w:pPr>
-        <w:rPr>
-          <w:sz w:val="28"/>
-          <w:szCs w:val="32"/>
-        </w:rPr>
-      </w:pPr>
-      <w:proofErr w:type="gramStart"/>
-      <w:r>
-        <w:rPr>
-          <w:sz w:val="28"/>
-          <w:szCs w:val="32"/>
-        </w:rPr>
-        <w:t>Example:-</w:t>
-      </w:r>
-      <w:proofErr w:type="gramEnd"/>
-    </w:p>
-    <w:p>
-      <w:pPr>
-        <w:rPr>
-          <w:sz w:val="28"/>
-          <w:szCs w:val="32"/>
-        </w:rPr>
-      </w:pPr>
-      <w:r>
-        <w:rPr>
-          <w:sz w:val="28"/>
-          <w:szCs w:val="32"/>
-        </w:rPr>
-        <w:t xml:space="preserve">   abstract class </w:t>
+      <w:r>
+        <w:rPr>
+          <w:sz w:val="32"/>
+          <w:szCs w:val="36"/>
+        </w:rPr>
+        <w:t xml:space="preserve"> and </w:t>
       </w:r>
       <w:proofErr w:type="spellStart"/>
-      <w:proofErr w:type="gramStart"/>
-      <w:r>
-        <w:rPr>
-          <w:sz w:val="28"/>
-          <w:szCs w:val="32"/>
-        </w:rPr>
-        <w:t>abc</w:t>
+      <w:r>
+        <w:rPr>
+          <w:sz w:val="32"/>
+          <w:szCs w:val="36"/>
+        </w:rPr>
+        <w:t>non default</w:t>
       </w:r>
       <w:proofErr w:type="spellEnd"/>
       <w:r>
         <w:rPr>
-          <w:sz w:val="28"/>
-          <w:szCs w:val="32"/>
-        </w:rPr>
-        <w:t>{</w:t>
-      </w:r>
-      <w:proofErr w:type="gramEnd"/>
-    </w:p>
-    <w:p>
-      <w:pPr>
-        <w:rPr>
-          <w:sz w:val="28"/>
-          <w:szCs w:val="32"/>
-        </w:rPr>
-      </w:pPr>
-      <w:r>
-        <w:rPr>
-          <w:sz w:val="28"/>
-          <w:szCs w:val="32"/>
-        </w:rPr>
-        <w:t xml:space="preserve">         //abstract method declared      </w:t>
-      </w:r>
-    </w:p>
-    <w:p>
-      <w:pPr>
-        <w:rPr>
-          <w:sz w:val="28"/>
-          <w:szCs w:val="32"/>
-        </w:rPr>
-      </w:pPr>
-      <w:r>
-        <w:rPr>
-          <w:sz w:val="28"/>
-          <w:szCs w:val="32"/>
-        </w:rPr>
-        <w:t xml:space="preserve">        abstract void </w:t>
-      </w:r>
-      <w:proofErr w:type="gramStart"/>
-      <w:r>
-        <w:rPr>
-          <w:sz w:val="28"/>
-          <w:szCs w:val="32"/>
-        </w:rPr>
-        <w:t>display(</w:t>
-      </w:r>
-      <w:proofErr w:type="gramEnd"/>
-      <w:r>
-        <w:rPr>
-          <w:sz w:val="28"/>
-          <w:szCs w:val="32"/>
-        </w:rPr>
-        <w:t>);</w:t>
-      </w:r>
-    </w:p>
-    <w:p>
-      <w:pPr>
-        <w:rPr>
-          <w:sz w:val="28"/>
-          <w:szCs w:val="32"/>
-        </w:rPr>
-      </w:pPr>
-      <w:r>
-        <w:rPr>
-          <w:sz w:val="28"/>
-          <w:szCs w:val="32"/>
-        </w:rPr>
-        <w:t xml:space="preserve">             } </w:t>
-      </w:r>
-    </w:p>
-    <w:p>
-      <w:pPr>
-        <w:rPr>
-          <w:sz w:val="28"/>
-          <w:szCs w:val="32"/>
-        </w:rPr>
-      </w:pPr>
-      <w:r>
-        <w:rPr>
-          <w:sz w:val="28"/>
-          <w:szCs w:val="32"/>
-        </w:rPr>
-        <w:t xml:space="preserve">Class child extends </w:t>
+          <w:sz w:val="32"/>
+          <w:szCs w:val="36"/>
+        </w:rPr>
+        <w:t xml:space="preserve"> methods in interface are public and abstract.</w:t>
+      </w:r>
+    </w:p>
+    <w:p>
+      <w:pPr>
+        <w:rPr>
+          <w:sz w:val="32"/>
+          <w:szCs w:val="36"/>
+        </w:rPr>
+      </w:pPr>
+      <w:r>
+        <w:rPr>
+          <w:sz w:val="32"/>
+          <w:szCs w:val="36"/>
+        </w:rPr>
+        <w:t xml:space="preserve">8.Since java </w:t>
+      </w:r>
+      <w:proofErr w:type="gramStart"/>
+      <w:r>
+        <w:rPr>
+          <w:sz w:val="32"/>
+          <w:szCs w:val="36"/>
+        </w:rPr>
+        <w:t>8 ,interface</w:t>
+      </w:r>
+      <w:proofErr w:type="gramEnd"/>
+      <w:r>
+        <w:rPr>
+          <w:sz w:val="32"/>
+          <w:szCs w:val="36"/>
+        </w:rPr>
+        <w:t xml:space="preserve"> can also contain </w:t>
+      </w:r>
+      <w:proofErr w:type="gramStart"/>
+      <w:r>
+        <w:rPr>
+          <w:sz w:val="32"/>
+          <w:szCs w:val="36"/>
+        </w:rPr>
+        <w:t>static ,default</w:t>
+      </w:r>
+      <w:proofErr w:type="gramEnd"/>
+      <w:r>
+        <w:rPr>
+          <w:sz w:val="32"/>
+          <w:szCs w:val="36"/>
+        </w:rPr>
+        <w:t xml:space="preserve"> &amp;private </w:t>
       </w:r>
       <w:proofErr w:type="spellStart"/>
       <w:proofErr w:type="gramStart"/>
       <w:r>
         <w:rPr>
-          <w:sz w:val="28"/>
-          <w:szCs w:val="32"/>
-        </w:rPr>
-        <w:t>abc</w:t>
+          <w:sz w:val="32"/>
+          <w:szCs w:val="36"/>
+        </w:rPr>
+        <w:t>method,whose</w:t>
       </w:r>
       <w:proofErr w:type="spellEnd"/>
-      <w:r>
-        <w:rPr>
-          <w:sz w:val="28"/>
-          <w:szCs w:val="32"/>
-        </w:rPr>
-        <w:t>{</w:t>
-      </w:r>
-      <w:proofErr w:type="gramEnd"/>
-    </w:p>
-    <w:p>
-      <w:pPr>
-        <w:rPr>
-          <w:sz w:val="28"/>
-          <w:szCs w:val="32"/>
-        </w:rPr>
-      </w:pPr>
-      <w:r>
-        <w:rPr>
-          <w:sz w:val="28"/>
-          <w:szCs w:val="32"/>
-        </w:rPr>
-        <w:t xml:space="preserve">      //abstract method defined</w:t>
-      </w:r>
-    </w:p>
-    <w:p>
-      <w:pPr>
-        <w:rPr>
-          <w:sz w:val="28"/>
-          <w:szCs w:val="32"/>
-        </w:rPr>
-      </w:pPr>
-      <w:r>
-        <w:rPr>
-          <w:sz w:val="28"/>
-          <w:szCs w:val="32"/>
-        </w:rPr>
-        <w:t xml:space="preserve">      Void </w:t>
-      </w:r>
-      <w:proofErr w:type="gramStart"/>
-      <w:r>
-        <w:rPr>
-          <w:sz w:val="28"/>
-          <w:szCs w:val="32"/>
-        </w:rPr>
-        <w:t xml:space="preserve">display(){ </w:t>
-      </w:r>
-      <w:proofErr w:type="spellStart"/>
-      <w:r>
-        <w:rPr>
-          <w:sz w:val="28"/>
-          <w:szCs w:val="32"/>
-        </w:rPr>
-        <w:t>system.out</w:t>
-      </w:r>
-      <w:proofErr w:type="gramEnd"/>
-      <w:r>
-        <w:rPr>
-          <w:sz w:val="28"/>
-          <w:szCs w:val="32"/>
-        </w:rPr>
-        <w:t>.</w:t>
-      </w:r>
-      <w:proofErr w:type="gramStart"/>
-      <w:r>
-        <w:rPr>
-          <w:sz w:val="28"/>
-          <w:szCs w:val="32"/>
-        </w:rPr>
-        <w:t>println</w:t>
-      </w:r>
-      <w:proofErr w:type="spellEnd"/>
-      <w:r>
-        <w:rPr>
-          <w:sz w:val="28"/>
-          <w:szCs w:val="32"/>
-        </w:rPr>
-        <w:t>(</w:t>
-      </w:r>
-      <w:proofErr w:type="gramEnd"/>
-      <w:r>
-        <w:rPr>
-          <w:sz w:val="28"/>
-          <w:szCs w:val="32"/>
-        </w:rPr>
-        <w:t>“Abstract defined”);</w:t>
-      </w:r>
-    </w:p>
-    <w:p>
-      <w:pPr>
-        <w:rPr>
-          <w:sz w:val="28"/>
-          <w:szCs w:val="32"/>
-        </w:rPr>
-      </w:pPr>
-      <w:r>
-        <w:rPr>
-          <w:sz w:val="28"/>
-          <w:szCs w:val="32"/>
-        </w:rPr>
-        <w:t>}</w:t>
-      </w:r>
-    </w:p>
-    <w:p>
-      <w:pPr>
-        <w:rPr>
-          <w:sz w:val="28"/>
-          <w:szCs w:val="32"/>
-        </w:rPr>
-      </w:pPr>
-      <w:r>
-        <w:rPr>
-          <w:sz w:val="28"/>
-          <w:szCs w:val="32"/>
-        </w:rPr>
-        <w:t xml:space="preserve">      }</w:t>
-      </w:r>
-    </w:p>
-    <w:p>
-      <w:pPr>
-        <w:rPr>
-          <w:sz w:val="28"/>
-          <w:szCs w:val="32"/>
-        </w:rPr>
-      </w:pPr>
-    </w:p>
-    <w:p>
-      <w:pPr>
-        <w:rPr>
-          <w:sz w:val="28"/>
-          <w:szCs w:val="32"/>
-        </w:rPr>
-      </w:pPr>
-    </w:p>
-    <w:p>
-      <w:pPr>
-        <w:rPr>
-          <w:sz w:val="28"/>
-          <w:szCs w:val="32"/>
-        </w:rPr>
-      </w:pPr>
-    </w:p>
-    <w:p>
-      <w:pPr>
-        <w:rPr>
-          <w:sz w:val="32"/>
-          <w:szCs w:val="36"/>
-        </w:rPr>
-      </w:pPr>
-      <w:r>
-        <w:rPr>
-          <w:sz w:val="32"/>
-          <w:szCs w:val="36"/>
-        </w:rPr>
-        <w:t>2.Interfaces in java</w:t>
-      </w:r>
-    </w:p>
-    <w:p>
-      <w:pPr>
-        <w:rPr>
-          <w:sz w:val="32"/>
-          <w:szCs w:val="36"/>
-        </w:rPr>
-      </w:pPr>
-      <w:r>
-        <w:rPr>
-          <w:sz w:val="32"/>
-          <w:szCs w:val="36"/>
-        </w:rPr>
-        <w:t>1.Interface in java is like a class but not a class.</w:t>
-      </w:r>
-    </w:p>
-    <w:p>
-      <w:pPr>
-        <w:rPr>
-          <w:sz w:val="32"/>
-          <w:szCs w:val="36"/>
-        </w:rPr>
-      </w:pPr>
-      <w:r>
-        <w:rPr>
-          <w:sz w:val="32"/>
-          <w:szCs w:val="36"/>
-        </w:rPr>
-        <w:t>Before java</w:t>
-      </w:r>
-      <w:proofErr w:type="gramStart"/>
-      <w:r>
-        <w:rPr>
-          <w:sz w:val="32"/>
-          <w:szCs w:val="36"/>
-        </w:rPr>
-        <w:t>8 :</w:t>
-      </w:r>
-      <w:proofErr w:type="gramEnd"/>
-    </w:p>
-    <w:p>
-      <w:pPr>
-        <w:rPr>
-          <w:sz w:val="32"/>
-          <w:szCs w:val="36"/>
-        </w:rPr>
-      </w:pPr>
-      <w:r>
-        <w:rPr>
-          <w:sz w:val="32"/>
-          <w:szCs w:val="36"/>
-        </w:rPr>
-        <w:t xml:space="preserve">Interface is able to provide the 100% </w:t>
-      </w:r>
-      <w:proofErr w:type="gramStart"/>
-      <w:r>
-        <w:rPr>
-          <w:sz w:val="32"/>
-          <w:szCs w:val="36"/>
-        </w:rPr>
-        <w:t xml:space="preserve">abstraction </w:t>
-      </w:r>
-      <w:r>
-        <w:rPr>
-          <w:sz w:val="32"/>
-          <w:szCs w:val="36"/>
-        </w:rPr>
-        <w:t>,because</w:t>
-      </w:r>
-      <w:proofErr w:type="gramEnd"/>
-      <w:r>
-        <w:rPr>
-          <w:sz w:val="32"/>
-          <w:szCs w:val="36"/>
-        </w:rPr>
-        <w:t xml:space="preserve"> it contains only abstract methods.</w:t>
-      </w:r>
-    </w:p>
-    <w:p>
-      <w:pPr>
-        <w:rPr>
-          <w:sz w:val="32"/>
-          <w:szCs w:val="36"/>
-        </w:rPr>
-      </w:pPr>
-      <w:r>
-        <w:rPr>
-          <w:sz w:val="32"/>
-          <w:szCs w:val="36"/>
-        </w:rPr>
-        <w:t>Since java8:</w:t>
-      </w:r>
-    </w:p>
-    <w:p>
-      <w:pPr>
-        <w:rPr>
-          <w:sz w:val="32"/>
-          <w:szCs w:val="36"/>
-        </w:rPr>
-      </w:pPr>
-      <w:r>
-        <w:rPr>
-          <w:sz w:val="32"/>
-          <w:szCs w:val="36"/>
-        </w:rPr>
-        <w:t xml:space="preserve"> Interface is also not </w:t>
-      </w:r>
-      <w:proofErr w:type="gramStart"/>
-      <w:r>
-        <w:rPr>
-          <w:sz w:val="32"/>
-          <w:szCs w:val="36"/>
-        </w:rPr>
-        <w:t>provide</w:t>
-      </w:r>
-      <w:proofErr w:type="gramEnd"/>
-      <w:r>
-        <w:rPr>
-          <w:sz w:val="32"/>
-          <w:szCs w:val="36"/>
-        </w:rPr>
-        <w:t xml:space="preserve"> the 100 </w:t>
-      </w:r>
-      <w:proofErr w:type="gramStart"/>
-      <w:r>
-        <w:rPr>
-          <w:sz w:val="32"/>
-          <w:szCs w:val="36"/>
-        </w:rPr>
-        <w:t>abstraction ,</w:t>
-      </w:r>
-      <w:proofErr w:type="gramEnd"/>
-      <w:r>
-        <w:rPr>
-          <w:sz w:val="32"/>
-          <w:szCs w:val="36"/>
-        </w:rPr>
-        <w:t xml:space="preserve"> because it contains abstract and </w:t>
-      </w:r>
-      <w:proofErr w:type="spellStart"/>
-      <w:r>
-        <w:rPr>
-          <w:sz w:val="32"/>
-          <w:szCs w:val="36"/>
-        </w:rPr>
-        <w:t>non abstract</w:t>
-      </w:r>
-      <w:proofErr w:type="spellEnd"/>
-      <w:r>
-        <w:rPr>
-          <w:sz w:val="32"/>
-          <w:szCs w:val="36"/>
-        </w:rPr>
-        <w:t xml:space="preserve"> methods both.</w:t>
-      </w:r>
-    </w:p>
-    <w:p>
-      <w:pPr>
-        <w:rPr>
-          <w:sz w:val="32"/>
-          <w:szCs w:val="36"/>
-        </w:rPr>
-      </w:pPr>
-      <w:r>
-        <w:rPr>
-          <w:sz w:val="32"/>
-          <w:szCs w:val="36"/>
-        </w:rPr>
-        <w:t>Interface Points:</w:t>
-      </w:r>
-    </w:p>
-    <w:p>
-      <w:pPr>
-        <w:rPr>
-          <w:sz w:val="32"/>
-          <w:szCs w:val="36"/>
-        </w:rPr>
-      </w:pPr>
-      <w:r>
-        <w:rPr>
-          <w:sz w:val="32"/>
-          <w:szCs w:val="36"/>
-        </w:rPr>
-        <w:t>1.We use “interface” keyword to declare the interface in java.</w:t>
-      </w:r>
-    </w:p>
-    <w:p>
-      <w:pPr>
-        <w:rPr>
-          <w:sz w:val="32"/>
-          <w:szCs w:val="36"/>
-        </w:rPr>
-      </w:pPr>
-      <w:r>
-        <w:rPr>
-          <w:sz w:val="32"/>
-          <w:szCs w:val="36"/>
-        </w:rPr>
-        <w:t xml:space="preserve">2.One interface can extend </w:t>
-      </w:r>
-      <w:proofErr w:type="gramStart"/>
-      <w:r>
-        <w:rPr>
-          <w:sz w:val="32"/>
-          <w:szCs w:val="36"/>
-        </w:rPr>
-        <w:t>the another</w:t>
-      </w:r>
-      <w:proofErr w:type="gramEnd"/>
-      <w:r>
-        <w:rPr>
-          <w:sz w:val="32"/>
-          <w:szCs w:val="36"/>
-        </w:rPr>
-        <w:t xml:space="preserve"> interface.</w:t>
-      </w:r>
-    </w:p>
-    <w:p>
-      <w:pPr>
-        <w:rPr>
-          <w:sz w:val="32"/>
-          <w:szCs w:val="36"/>
-        </w:rPr>
-      </w:pPr>
-      <w:r>
-        <w:rPr>
-          <w:sz w:val="32"/>
-          <w:szCs w:val="36"/>
-        </w:rPr>
-        <w:t xml:space="preserve">3.class cannot extend the </w:t>
-      </w:r>
-      <w:proofErr w:type="spellStart"/>
-      <w:proofErr w:type="gramStart"/>
-      <w:r>
-        <w:rPr>
-          <w:sz w:val="32"/>
-          <w:szCs w:val="36"/>
-        </w:rPr>
-        <w:t>interface,but</w:t>
-      </w:r>
-      <w:proofErr w:type="spellEnd"/>
-      <w:proofErr w:type="gramEnd"/>
-      <w:r>
-        <w:rPr>
-          <w:sz w:val="32"/>
-          <w:szCs w:val="36"/>
-        </w:rPr>
-        <w:t xml:space="preserve"> implement it.</w:t>
-      </w:r>
-    </w:p>
-    <w:p>
-      <w:pPr>
-        <w:rPr>
-          <w:sz w:val="32"/>
-          <w:szCs w:val="36"/>
-        </w:rPr>
-      </w:pPr>
-      <w:r>
-        <w:rPr>
-          <w:sz w:val="32"/>
-          <w:szCs w:val="36"/>
-        </w:rPr>
-        <w:t xml:space="preserve">4.At one time, one interface can only extend multiple </w:t>
-      </w:r>
-      <w:proofErr w:type="gramStart"/>
-      <w:r>
-        <w:rPr>
-          <w:sz w:val="32"/>
-          <w:szCs w:val="36"/>
-        </w:rPr>
-        <w:t>interface</w:t>
-      </w:r>
-      <w:proofErr w:type="gramEnd"/>
-      <w:r>
-        <w:rPr>
-          <w:sz w:val="32"/>
-          <w:szCs w:val="36"/>
-        </w:rPr>
-        <w:t>.</w:t>
-      </w:r>
-    </w:p>
-    <w:p>
-      <w:pPr>
-        <w:rPr>
-          <w:sz w:val="32"/>
-          <w:szCs w:val="36"/>
-        </w:rPr>
-      </w:pPr>
-      <w:r>
-        <w:rPr>
-          <w:sz w:val="32"/>
-          <w:szCs w:val="36"/>
-        </w:rPr>
-        <w:t xml:space="preserve">5.class can implement multiple </w:t>
-      </w:r>
-      <w:proofErr w:type="gramStart"/>
-      <w:r>
-        <w:rPr>
-          <w:sz w:val="32"/>
-          <w:szCs w:val="36"/>
-        </w:rPr>
-        <w:t>interface</w:t>
-      </w:r>
-      <w:proofErr w:type="gramEnd"/>
-      <w:r>
-        <w:rPr>
-          <w:sz w:val="32"/>
-          <w:szCs w:val="36"/>
-        </w:rPr>
-        <w:t>.</w:t>
-      </w:r>
-    </w:p>
-    <w:p>
-      <w:pPr>
-        <w:rPr>
-          <w:sz w:val="32"/>
-          <w:szCs w:val="36"/>
-        </w:rPr>
-      </w:pPr>
-      <w:r>
-        <w:rPr>
-          <w:sz w:val="32"/>
-          <w:szCs w:val="36"/>
-        </w:rPr>
-        <w:t>6.class which implement interface has to must define the abstract methods of interface.</w:t>
-      </w:r>
-    </w:p>
-    <w:p>
-      <w:pPr>
-        <w:rPr>
-          <w:sz w:val="32"/>
-          <w:szCs w:val="36"/>
-        </w:rPr>
-      </w:pPr>
-      <w:r>
-        <w:rPr>
-          <w:sz w:val="32"/>
-          <w:szCs w:val="36"/>
-        </w:rPr>
-        <w:t xml:space="preserve">7.In interface we do not use abstract keyword, by default all </w:t>
-      </w:r>
-      <w:proofErr w:type="spellStart"/>
-      <w:r>
-        <w:rPr>
-          <w:sz w:val="32"/>
-          <w:szCs w:val="36"/>
-        </w:rPr>
-        <w:t>non static</w:t>
-      </w:r>
-      <w:proofErr w:type="spellEnd"/>
-      <w:r>
-        <w:rPr>
-          <w:sz w:val="32"/>
-          <w:szCs w:val="36"/>
-        </w:rPr>
-        <w:t xml:space="preserve"> and </w:t>
-      </w:r>
-      <w:proofErr w:type="spellStart"/>
-      <w:r>
-        <w:rPr>
-          <w:sz w:val="32"/>
-          <w:szCs w:val="36"/>
-        </w:rPr>
-        <w:t>non default</w:t>
-      </w:r>
-      <w:proofErr w:type="spellEnd"/>
-      <w:r>
-        <w:rPr>
-          <w:sz w:val="32"/>
-          <w:szCs w:val="36"/>
-        </w:rPr>
-        <w:t xml:space="preserve"> methods in interface are public and abstract.</w:t>
-      </w:r>
-    </w:p>
-    <w:p>
-      <w:pPr>
-        <w:rPr>
-          <w:sz w:val="32"/>
-          <w:szCs w:val="36"/>
-        </w:rPr>
-      </w:pPr>
-      <w:r>
-        <w:rPr>
-          <w:sz w:val="32"/>
-          <w:szCs w:val="36"/>
-        </w:rPr>
-        <w:t xml:space="preserve">8.Since java </w:t>
-      </w:r>
-      <w:proofErr w:type="gramStart"/>
-      <w:r>
-        <w:rPr>
-          <w:sz w:val="32"/>
-          <w:szCs w:val="36"/>
-        </w:rPr>
-        <w:t>8 ,interface</w:t>
-      </w:r>
-      <w:proofErr w:type="gramEnd"/>
-      <w:r>
-        <w:rPr>
-          <w:sz w:val="32"/>
-          <w:szCs w:val="36"/>
-        </w:rPr>
-        <w:t xml:space="preserve"> can also contain </w:t>
-      </w:r>
-      <w:proofErr w:type="gramStart"/>
-      <w:r>
-        <w:rPr>
-          <w:sz w:val="32"/>
-          <w:szCs w:val="36"/>
-        </w:rPr>
-        <w:t>static ,default</w:t>
-      </w:r>
-      <w:proofErr w:type="gramEnd"/>
-      <w:r>
-        <w:rPr>
-          <w:sz w:val="32"/>
-          <w:szCs w:val="36"/>
-        </w:rPr>
-        <w:t xml:space="preserve"> &amp;private </w:t>
-      </w:r>
-      <w:proofErr w:type="spellStart"/>
-      <w:proofErr w:type="gramStart"/>
-      <w:r>
-        <w:rPr>
-          <w:sz w:val="32"/>
-          <w:szCs w:val="36"/>
-        </w:rPr>
-        <w:t>method,whose</w:t>
-      </w:r>
-      <w:proofErr w:type="spellEnd"/>
       <w:proofErr w:type="gramEnd"/>
       <w:r>
         <w:rPr>
@@ -1201,6 +1199,13 @@
           <w:szCs w:val="36"/>
         </w:rPr>
         <w:t>10.we cannot create the object of interface.</w:t>
+      </w:r>
+      <w:r>
+        <w:rPr>
+          <w:sz w:val="32"/>
+          <w:szCs w:val="36"/>
+        </w:rPr>
+        <w:t>, we can create reference of interface.</w:t>
       </w:r>
     </w:p>
     <w:p>
@@ -1461,6 +1466,56 @@
     </w:sectPr>
   </w:body>
 </w:document>
+</file>
+
+<file path=word/endnotes.xml><?xml version="1.0" encoding="utf-8"?>
+<w:endnotes xmlns:wpc="http://schemas.microsoft.com/office/word/2010/wordprocessingCanvas" xmlns:cx="http://schemas.microsoft.com/office/drawing/2014/chartex" xmlns:cx1="http://schemas.microsoft.com/office/drawing/2015/9/8/chartex" xmlns:cx2="http://schemas.microsoft.com/office/drawing/2015/10/21/chartex" xmlns:cx3="http://schemas.microsoft.com/office/drawing/2016/5/9/chartex" xmlns:cx4="http://schemas.microsoft.com/office/drawing/2016/5/10/chartex" xmlns:cx5="http://schemas.microsoft.com/office/drawing/2016/5/11/chartex" xmlns:cx6="http://schemas.microsoft.com/office/drawing/2016/5/12/chartex" xmlns:cx7="http://schemas.microsoft.com/office/drawing/2016/5/13/chartex" xmlns:cx8="http://schemas.microsoft.com/office/drawing/2016/5/14/chartex" xmlns:mc="http://schemas.openxmlformats.org/markup-compatibility/2006" xmlns:aink="http://schemas.microsoft.com/office/drawing/2016/ink" xmlns:am3d="http://schemas.microsoft.com/office/drawing/2017/model3d" xmlns:o="urn:schemas-microsoft-com:office:office" xmlns:oel="http://schemas.microsoft.com/office/2019/extlst" xmlns:r="http://schemas.openxmlformats.org/officeDocument/2006/relationships" xmlns:m="http://schemas.openxmlformats.org/officeDocument/2006/math" xmlns:v="urn:schemas-microsoft-com:vml" xmlns:wp14="http://schemas.microsoft.com/office/word/2010/wordprocessingDrawing" xmlns:wp="http://schemas.openxmlformats.org/drawingml/2006/wordprocessingDrawing" xmlns:w10="urn:schemas-microsoft-com:office:word" xmlns:w="http://schemas.openxmlformats.org/wordprocessingml/2006/main" xmlns:w14="http://schemas.microsoft.com/office/word/2010/wordml" xmlns:w15="http://schemas.microsoft.com/office/word/2012/wordml" xmlns:w16cex="http://schemas.microsoft.com/office/word/2018/wordml/cex" xmlns:w16cid="http://schemas.microsoft.com/office/word/2016/wordml/cid" xmlns:w16="http://schemas.microsoft.com/office/word/2018/wordml" xmlns:w16du="http://schemas.microsoft.com/office/word/2023/wordml/word16du" xmlns:w16sdtdh="http://schemas.microsoft.com/office/word/2020/wordml/sdtdatahash" xmlns:w16sdtfl="http://schemas.microsoft.com/office/word/2024/wordml/sdtformatlock" xmlns:w16se="http://schemas.microsoft.com/office/word/2015/wordml/symex" xmlns:wpg="http://schemas.microsoft.com/office/word/2010/wordprocessingGroup" xmlns:wpi="http://schemas.microsoft.com/office/word/2010/wordprocessingInk" xmlns:wne="http://schemas.microsoft.com/office/word/2006/wordml" xmlns:wps="http://schemas.microsoft.com/office/word/2010/wordprocessingShape" mc:Ignorable="w14 w15 w16se w16cid w16 w16cex w16sdtdh w16sdtfl w16du wp14">
+  <w:endnote w:type="separator" w:id="-1">
+    <w:p>
+      <w:pPr>
+        <w:spacing w:after="0" w:line="240" w:lineRule="auto"/>
+      </w:pPr>
+      <w:r>
+        <w:separator/>
+      </w:r>
+    </w:p>
+  </w:endnote>
+  <w:endnote w:type="continuationSeparator" w:id="0">
+    <w:p>
+      <w:pPr>
+        <w:spacing w:after="0" w:line="240" w:lineRule="auto"/>
+      </w:pPr>
+      <w:r>
+        <w:continuationSeparator/>
+      </w:r>
+    </w:p>
+  </w:endnote>
+</w:endnotes>
+</file>
+
+<file path=word/footnotes.xml><?xml version="1.0" encoding="utf-8"?>
+<w:footnotes xmlns:wpc="http://schemas.microsoft.com/office/word/2010/wordprocessingCanvas" xmlns:cx="http://schemas.microsoft.com/office/drawing/2014/chartex" xmlns:cx1="http://schemas.microsoft.com/office/drawing/2015/9/8/chartex" xmlns:cx2="http://schemas.microsoft.com/office/drawing/2015/10/21/chartex" xmlns:cx3="http://schemas.microsoft.com/office/drawing/2016/5/9/chartex" xmlns:cx4="http://schemas.microsoft.com/office/drawing/2016/5/10/chartex" xmlns:cx5="http://schemas.microsoft.com/office/drawing/2016/5/11/chartex" xmlns:cx6="http://schemas.microsoft.com/office/drawing/2016/5/12/chartex" xmlns:cx7="http://schemas.microsoft.com/office/drawing/2016/5/13/chartex" xmlns:cx8="http://schemas.microsoft.com/office/drawing/2016/5/14/chartex" xmlns:mc="http://schemas.openxmlformats.org/markup-compatibility/2006" xmlns:aink="http://schemas.microsoft.com/office/drawing/2016/ink" xmlns:am3d="http://schemas.microsoft.com/office/drawing/2017/model3d" xmlns:o="urn:schemas-microsoft-com:office:office" xmlns:oel="http://schemas.microsoft.com/office/2019/extlst" xmlns:r="http://schemas.openxmlformats.org/officeDocument/2006/relationships" xmlns:m="http://schemas.openxmlformats.org/officeDocument/2006/math" xmlns:v="urn:schemas-microsoft-com:vml" xmlns:wp14="http://schemas.microsoft.com/office/word/2010/wordprocessingDrawing" xmlns:wp="http://schemas.openxmlformats.org/drawingml/2006/wordprocessingDrawing" xmlns:w10="urn:schemas-microsoft-com:office:word" xmlns:w="http://schemas.openxmlformats.org/wordprocessingml/2006/main" xmlns:w14="http://schemas.microsoft.com/office/word/2010/wordml" xmlns:w15="http://schemas.microsoft.com/office/word/2012/wordml" xmlns:w16cex="http://schemas.microsoft.com/office/word/2018/wordml/cex" xmlns:w16cid="http://schemas.microsoft.com/office/word/2016/wordml/cid" xmlns:w16="http://schemas.microsoft.com/office/word/2018/wordml" xmlns:w16du="http://schemas.microsoft.com/office/word/2023/wordml/word16du" xmlns:w16sdtdh="http://schemas.microsoft.com/office/word/2020/wordml/sdtdatahash" xmlns:w16sdtfl="http://schemas.microsoft.com/office/word/2024/wordml/sdtformatlock" xmlns:w16se="http://schemas.microsoft.com/office/word/2015/wordml/symex" xmlns:wpg="http://schemas.microsoft.com/office/word/2010/wordprocessingGroup" xmlns:wpi="http://schemas.microsoft.com/office/word/2010/wordprocessingInk" xmlns:wne="http://schemas.microsoft.com/office/word/2006/wordml" xmlns:wps="http://schemas.microsoft.com/office/word/2010/wordprocessingShape" mc:Ignorable="w14 w15 w16se w16cid w16 w16cex w16sdtdh w16sdtfl w16du wp14">
+  <w:footnote w:type="separator" w:id="-1">
+    <w:p>
+      <w:pPr>
+        <w:spacing w:after="0" w:line="240" w:lineRule="auto"/>
+      </w:pPr>
+      <w:r>
+        <w:separator/>
+      </w:r>
+    </w:p>
+  </w:footnote>
+  <w:footnote w:type="continuationSeparator" w:id="0">
+    <w:p>
+      <w:pPr>
+        <w:spacing w:after="0" w:line="240" w:lineRule="auto"/>
+      </w:pPr>
+      <w:r>
+        <w:continuationSeparator/>
+      </w:r>
+    </w:p>
+  </w:footnote>
+</w:footnotes>
 </file>
 
 <file path=word/styles.xml><?xml version="1.0" encoding="utf-8"?>
@@ -2380,6 +2435,50 @@
       <w:spacing w:val="5"/>
     </w:rPr>
   </w:style>
+  <w:style w:type="paragraph" w:styleId="Header">
+    <w:name w:val="header"/>
+    <w:basedOn w:val="Normal"/>
+    <w:link w:val="HeaderChar"/>
+    <w:uiPriority w:val="99"/>
+    <w:unhideWhenUsed/>
+    <w:rsid w:val="00D16E8A"/>
+    <w:pPr>
+      <w:tabs>
+        <w:tab w:val="center" w:pos="4513"/>
+        <w:tab w:val="right" w:pos="9026"/>
+      </w:tabs>
+      <w:spacing w:after="0" w:line="240" w:lineRule="auto"/>
+    </w:pPr>
+  </w:style>
+  <w:style w:type="character" w:customStyle="1" w:styleId="HeaderChar">
+    <w:name w:val="Header Char"/>
+    <w:basedOn w:val="DefaultParagraphFont"/>
+    <w:link w:val="Header"/>
+    <w:uiPriority w:val="99"/>
+    <w:rsid w:val="00D16E8A"/>
+  </w:style>
+  <w:style w:type="paragraph" w:styleId="Footer">
+    <w:name w:val="footer"/>
+    <w:basedOn w:val="Normal"/>
+    <w:link w:val="FooterChar"/>
+    <w:uiPriority w:val="99"/>
+    <w:unhideWhenUsed/>
+    <w:rsid w:val="00D16E8A"/>
+    <w:pPr>
+      <w:tabs>
+        <w:tab w:val="center" w:pos="4513"/>
+        <w:tab w:val="right" w:pos="9026"/>
+      </w:tabs>
+      <w:spacing w:after="0" w:line="240" w:lineRule="auto"/>
+    </w:pPr>
+  </w:style>
+  <w:style w:type="character" w:customStyle="1" w:styleId="FooterChar">
+    <w:name w:val="Footer Char"/>
+    <w:basedOn w:val="DefaultParagraphFont"/>
+    <w:link w:val="Footer"/>
+    <w:uiPriority w:val="99"/>
+    <w:rsid w:val="00D16E8A"/>
+  </w:style>
 </w:styles>
 </file>
 
